--- a/Supplementary experiment/Experimental Report.docx
+++ b/Supplementary experiment/Experimental Report.docx
@@ -655,7 +655,7 @@
       </w:tblPr>
       <w:tblGrid>
         <w:gridCol w:w="1136"/>
-        <w:gridCol w:w="1602"/>
+        <w:gridCol w:w="1475"/>
       </w:tblGrid>
       <w:tr>
         <w:tc>
@@ -692,10 +692,10 @@
                 <w:noProof/>
               </w:rPr>
               <w:drawing>
-                <wp:inline distT="0" distB="0" distL="0" distR="0" wp14:anchorId="22C0D94D" wp14:editId="4EDA7778">
-                  <wp:extent cx="880575" cy="449272"/>
-                  <wp:effectExtent l="0" t="0" r="0" b="8255"/>
-                  <wp:docPr id="1789963084" name="图片 1"/>
+                <wp:inline distT="0" distB="0" distL="0" distR="0" wp14:anchorId="0F7525F2" wp14:editId="20EF9287">
+                  <wp:extent cx="799850" cy="450000"/>
+                  <wp:effectExtent l="0" t="0" r="0" b="0"/>
+                  <wp:docPr id="388289033" name="图片 2"/>
                   <wp:cNvGraphicFramePr>
                     <a:graphicFrameLocks xmlns:a="http://schemas.openxmlformats.org/drawingml/2006/main" noChangeAspect="1"/>
                   </wp:cNvGraphicFramePr>
@@ -703,7 +703,7 @@
                     <a:graphicData uri="http://schemas.openxmlformats.org/drawingml/2006/picture">
                       <pic:pic xmlns:pic="http://schemas.openxmlformats.org/drawingml/2006/picture">
                         <pic:nvPicPr>
-                          <pic:cNvPr id="0" name="Picture 1"/>
+                          <pic:cNvPr id="0" name="Picture 6"/>
                           <pic:cNvPicPr>
                             <a:picLocks noChangeAspect="1" noChangeArrowheads="1"/>
                           </pic:cNvPicPr>
@@ -724,7 +724,7 @@
                         <pic:spPr bwMode="auto">
                           <a:xfrm>
                             <a:off x="0" y="0"/>
-                            <a:ext cx="909738" cy="464151"/>
+                            <a:ext cx="799850" cy="450000"/>
                           </a:xfrm>
                           <a:prstGeom prst="rect">
                             <a:avLst/>
@@ -1930,7 +1930,7 @@
       </w:tblPr>
       <w:tblGrid>
         <w:gridCol w:w="1136"/>
-        <w:gridCol w:w="1602"/>
+        <w:gridCol w:w="1475"/>
       </w:tblGrid>
       <w:tr>
         <w:tc>
@@ -1967,10 +1967,10 @@
                 <w:noProof/>
               </w:rPr>
               <w:drawing>
-                <wp:inline distT="0" distB="0" distL="0" distR="0" wp14:anchorId="7CD49B43" wp14:editId="1E62C98A">
-                  <wp:extent cx="880575" cy="449272"/>
-                  <wp:effectExtent l="0" t="0" r="0" b="8255"/>
-                  <wp:docPr id="383905646" name="图片 1" descr="文本&#10;&#10;AI 生成的内容可能不正确。"/>
+                <wp:inline distT="0" distB="0" distL="0" distR="0" wp14:anchorId="4CE72B41" wp14:editId="266C39BB">
+                  <wp:extent cx="799850" cy="450000"/>
+                  <wp:effectExtent l="0" t="0" r="0" b="0"/>
+                  <wp:docPr id="1569706248" name="图片 2"/>
                   <wp:cNvGraphicFramePr>
                     <a:graphicFrameLocks xmlns:a="http://schemas.openxmlformats.org/drawingml/2006/main" noChangeAspect="1"/>
                   </wp:cNvGraphicFramePr>
@@ -1978,7 +1978,7 @@
                     <a:graphicData uri="http://schemas.openxmlformats.org/drawingml/2006/picture">
                       <pic:pic xmlns:pic="http://schemas.openxmlformats.org/drawingml/2006/picture">
                         <pic:nvPicPr>
-                          <pic:cNvPr id="383905646" name="图片 1" descr="文本&#10;&#10;AI 生成的内容可能不正确。"/>
+                          <pic:cNvPr id="0" name="Picture 6"/>
                           <pic:cNvPicPr>
                             <a:picLocks noChangeAspect="1" noChangeArrowheads="1"/>
                           </pic:cNvPicPr>
@@ -1999,7 +1999,7 @@
                         <pic:spPr bwMode="auto">
                           <a:xfrm>
                             <a:off x="0" y="0"/>
-                            <a:ext cx="909738" cy="464151"/>
+                            <a:ext cx="799850" cy="450000"/>
                           </a:xfrm>
                           <a:prstGeom prst="rect">
                             <a:avLst/>
@@ -2196,7 +2196,7 @@
       </w:tblPr>
       <w:tblGrid>
         <w:gridCol w:w="1136"/>
-        <w:gridCol w:w="1602"/>
+        <w:gridCol w:w="1475"/>
       </w:tblGrid>
       <w:tr>
         <w:tc>
@@ -2233,10 +2233,10 @@
                 <w:noProof/>
               </w:rPr>
               <w:drawing>
-                <wp:inline distT="0" distB="0" distL="0" distR="0" wp14:anchorId="0AD6D054" wp14:editId="23556725">
-                  <wp:extent cx="880575" cy="449272"/>
-                  <wp:effectExtent l="0" t="0" r="0" b="8255"/>
-                  <wp:docPr id="270310228" name="图片 1" descr="文本&#10;&#10;AI 生成的内容可能不正确。"/>
+                <wp:inline distT="0" distB="0" distL="0" distR="0" wp14:anchorId="2A13D11B" wp14:editId="4563F2F3">
+                  <wp:extent cx="799850" cy="450000"/>
+                  <wp:effectExtent l="0" t="0" r="0" b="0"/>
+                  <wp:docPr id="2011715320" name="图片 2"/>
                   <wp:cNvGraphicFramePr>
                     <a:graphicFrameLocks xmlns:a="http://schemas.openxmlformats.org/drawingml/2006/main" noChangeAspect="1"/>
                   </wp:cNvGraphicFramePr>
@@ -2244,7 +2244,7 @@
                     <a:graphicData uri="http://schemas.openxmlformats.org/drawingml/2006/picture">
                       <pic:pic xmlns:pic="http://schemas.openxmlformats.org/drawingml/2006/picture">
                         <pic:nvPicPr>
-                          <pic:cNvPr id="270310228" name="图片 1" descr="文本&#10;&#10;AI 生成的内容可能不正确。"/>
+                          <pic:cNvPr id="0" name="Picture 6"/>
                           <pic:cNvPicPr>
                             <a:picLocks noChangeAspect="1" noChangeArrowheads="1"/>
                           </pic:cNvPicPr>
@@ -2265,7 +2265,7 @@
                         <pic:spPr bwMode="auto">
                           <a:xfrm>
                             <a:off x="0" y="0"/>
-                            <a:ext cx="909738" cy="464151"/>
+                            <a:ext cx="799850" cy="450000"/>
                           </a:xfrm>
                           <a:prstGeom prst="rect">
                             <a:avLst/>
@@ -2363,6 +2363,9 @@
       <w:pPr>
         <w:pStyle w:val="2"/>
         <w:ind w:firstLine="562"/>
+        <w:rPr>
+          <w:rFonts w:hint="eastAsia"/>
+        </w:rPr>
       </w:pPr>
       <w:r>
         <w:t>Experimental Results</w:t>
@@ -2420,7 +2423,7 @@
               <w:ind w:firstLine="320"/>
               <w:jc w:val="center"/>
               <w:rPr>
-                <w:rFonts w:cs="Times New Roman" w:hint="eastAsia"/>
+                <w:rFonts w:cs="Times New Roman"/>
                 <w:sz w:val="16"/>
                 <w:szCs w:val="16"/>
                 <w14:ligatures w14:val="none"/>
@@ -2452,7 +2455,7 @@
               <w:ind w:firstLine="320"/>
               <w:jc w:val="center"/>
               <w:rPr>
-                <w:rFonts w:cs="Times New Roman" w:hint="eastAsia"/>
+                <w:rFonts w:cs="Times New Roman"/>
                 <w:sz w:val="16"/>
                 <w:szCs w:val="16"/>
                 <w14:ligatures w14:val="none"/>
@@ -2492,7 +2495,7 @@
               <w:ind w:firstLine="320"/>
               <w:jc w:val="center"/>
               <w:rPr>
-                <w:rFonts w:cs="Times New Roman" w:hint="eastAsia"/>
+                <w:rFonts w:cs="Times New Roman"/>
                 <w:sz w:val="16"/>
                 <w:szCs w:val="16"/>
                 <w14:ligatures w14:val="none"/>
@@ -2532,7 +2535,7 @@
               <w:ind w:firstLine="320"/>
               <w:jc w:val="center"/>
               <w:rPr>
-                <w:rFonts w:cs="Times New Roman" w:hint="eastAsia"/>
+                <w:rFonts w:cs="Times New Roman"/>
                 <w:sz w:val="16"/>
                 <w:szCs w:val="16"/>
                 <w14:ligatures w14:val="none"/>
@@ -2572,7 +2575,7 @@
               <w:ind w:firstLine="320"/>
               <w:jc w:val="center"/>
               <w:rPr>
-                <w:rFonts w:cs="Times New Roman" w:hint="eastAsia"/>
+                <w:rFonts w:cs="Times New Roman"/>
                 <w:sz w:val="16"/>
                 <w:szCs w:val="16"/>
                 <w14:ligatures w14:val="none"/>
@@ -2618,7 +2621,7 @@
               <w:ind w:firstLine="320"/>
               <w:jc w:val="center"/>
               <w:rPr>
-                <w:rFonts w:cs="Times New Roman" w:hint="eastAsia"/>
+                <w:rFonts w:cs="Times New Roman"/>
                 <w:sz w:val="16"/>
                 <w:szCs w:val="16"/>
                 <w14:ligatures w14:val="none"/>
@@ -2649,7 +2652,7 @@
               <w:ind w:firstLine="320"/>
               <w:jc w:val="center"/>
               <w:rPr>
-                <w:rFonts w:cs="Times New Roman" w:hint="eastAsia"/>
+                <w:rFonts w:cs="Times New Roman"/>
                 <w:sz w:val="16"/>
                 <w:szCs w:val="16"/>
                 <w14:ligatures w14:val="none"/>
@@ -2679,7 +2682,7 @@
               <w:ind w:firstLine="320"/>
               <w:jc w:val="center"/>
               <w:rPr>
-                <w:rFonts w:cs="Times New Roman" w:hint="eastAsia"/>
+                <w:rFonts w:cs="Times New Roman"/>
                 <w:sz w:val="16"/>
                 <w:szCs w:val="16"/>
                 <w14:ligatures w14:val="none"/>
@@ -2709,7 +2712,7 @@
               <w:ind w:firstLine="320"/>
               <w:jc w:val="center"/>
               <w:rPr>
-                <w:rFonts w:cs="Times New Roman" w:hint="eastAsia"/>
+                <w:rFonts w:cs="Times New Roman"/>
                 <w:sz w:val="16"/>
                 <w:szCs w:val="16"/>
                 <w14:ligatures w14:val="none"/>
@@ -2739,7 +2742,7 @@
               <w:ind w:firstLine="320"/>
               <w:jc w:val="center"/>
               <w:rPr>
-                <w:rFonts w:cs="Times New Roman" w:hint="eastAsia"/>
+                <w:rFonts w:cs="Times New Roman"/>
                 <w:sz w:val="16"/>
                 <w:szCs w:val="16"/>
                 <w14:ligatures w14:val="none"/>
@@ -2773,7 +2776,7 @@
               <w:ind w:firstLine="320"/>
               <w:jc w:val="center"/>
               <w:rPr>
-                <w:rFonts w:cs="Times New Roman" w:hint="eastAsia"/>
+                <w:rFonts w:cs="Times New Roman"/>
                 <w:sz w:val="16"/>
                 <w:szCs w:val="16"/>
                 <w14:ligatures w14:val="none"/>
@@ -2801,7 +2804,7 @@
               <w:ind w:firstLine="320"/>
               <w:jc w:val="center"/>
               <w:rPr>
-                <w:rFonts w:cs="Times New Roman" w:hint="eastAsia"/>
+                <w:rFonts w:cs="Times New Roman"/>
                 <w:sz w:val="16"/>
                 <w:szCs w:val="16"/>
                 <w14:ligatures w14:val="none"/>
@@ -2837,7 +2840,7 @@
               <w:ind w:firstLine="320"/>
               <w:jc w:val="center"/>
               <w:rPr>
-                <w:rFonts w:cs="Times New Roman" w:hint="eastAsia"/>
+                <w:rFonts w:cs="Times New Roman"/>
                 <w:sz w:val="16"/>
                 <w:szCs w:val="16"/>
                 <w14:ligatures w14:val="none"/>
@@ -2864,7 +2867,7 @@
               <w:ind w:firstLine="320"/>
               <w:jc w:val="center"/>
               <w:rPr>
-                <w:rFonts w:cs="Times New Roman" w:hint="eastAsia"/>
+                <w:rFonts w:cs="Times New Roman"/>
                 <w:sz w:val="16"/>
                 <w:szCs w:val="16"/>
                 <w14:ligatures w14:val="none"/>
@@ -2891,7 +2894,7 @@
               <w:ind w:firstLine="320"/>
               <w:jc w:val="center"/>
               <w:rPr>
-                <w:rFonts w:cs="Times New Roman" w:hint="eastAsia"/>
+                <w:rFonts w:cs="Times New Roman"/>
                 <w:sz w:val="16"/>
                 <w:szCs w:val="16"/>
                 <w14:ligatures w14:val="none"/>
@@ -2928,7 +2931,7 @@
               <w:ind w:firstLine="320"/>
               <w:jc w:val="center"/>
               <w:rPr>
-                <w:rFonts w:cs="Times New Roman" w:hint="eastAsia"/>
+                <w:rFonts w:cs="Times New Roman"/>
                 <w:sz w:val="16"/>
                 <w:szCs w:val="16"/>
                 <w14:ligatures w14:val="none"/>
@@ -2959,7 +2962,7 @@
               <w:ind w:firstLine="320"/>
               <w:jc w:val="center"/>
               <w:rPr>
-                <w:rFonts w:cs="Times New Roman" w:hint="eastAsia"/>
+                <w:rFonts w:cs="Times New Roman"/>
                 <w:sz w:val="16"/>
                 <w:szCs w:val="16"/>
                 <w14:ligatures w14:val="none"/>
@@ -2998,7 +3001,7 @@
               <w:ind w:firstLine="320"/>
               <w:jc w:val="center"/>
               <w:rPr>
-                <w:rFonts w:cs="Times New Roman" w:hint="eastAsia"/>
+                <w:rFonts w:cs="Times New Roman"/>
                 <w:sz w:val="16"/>
                 <w:szCs w:val="16"/>
                 <w14:ligatures w14:val="none"/>
@@ -3028,7 +3031,7 @@
               <w:ind w:firstLine="320"/>
               <w:jc w:val="center"/>
               <w:rPr>
-                <w:rFonts w:cs="Times New Roman" w:hint="eastAsia"/>
+                <w:rFonts w:cs="Times New Roman"/>
                 <w:sz w:val="16"/>
                 <w:szCs w:val="16"/>
                 <w14:ligatures w14:val="none"/>
@@ -3058,7 +3061,7 @@
               <w:ind w:firstLine="320"/>
               <w:jc w:val="center"/>
               <w:rPr>
-                <w:rFonts w:cs="Times New Roman" w:hint="eastAsia"/>
+                <w:rFonts w:cs="Times New Roman"/>
                 <w:sz w:val="16"/>
                 <w:szCs w:val="16"/>
                 <w14:ligatures w14:val="none"/>
@@ -3138,7 +3141,7 @@
               <w:ind w:firstLine="320"/>
               <w:jc w:val="center"/>
               <w:rPr>
-                <w:rFonts w:cs="Times New Roman" w:hint="eastAsia"/>
+                <w:rFonts w:cs="Times New Roman"/>
                 <w:sz w:val="16"/>
                 <w:szCs w:val="16"/>
                 <w14:ligatures w14:val="none"/>
@@ -3170,7 +3173,7 @@
               <w:ind w:firstLine="320"/>
               <w:jc w:val="center"/>
               <w:rPr>
-                <w:rFonts w:cs="Times New Roman" w:hint="eastAsia"/>
+                <w:rFonts w:cs="Times New Roman"/>
                 <w:sz w:val="16"/>
                 <w:szCs w:val="16"/>
                 <w14:ligatures w14:val="none"/>
@@ -3210,7 +3213,7 @@
               <w:ind w:firstLine="320"/>
               <w:jc w:val="center"/>
               <w:rPr>
-                <w:rFonts w:cs="Times New Roman" w:hint="eastAsia"/>
+                <w:rFonts w:cs="Times New Roman"/>
                 <w:sz w:val="16"/>
                 <w:szCs w:val="16"/>
                 <w14:ligatures w14:val="none"/>
@@ -3250,7 +3253,7 @@
               <w:ind w:firstLine="320"/>
               <w:jc w:val="center"/>
               <w:rPr>
-                <w:rFonts w:cs="Times New Roman" w:hint="eastAsia"/>
+                <w:rFonts w:cs="Times New Roman"/>
                 <w:sz w:val="16"/>
                 <w:szCs w:val="16"/>
                 <w14:ligatures w14:val="none"/>
@@ -3290,7 +3293,7 @@
               <w:ind w:firstLine="320"/>
               <w:jc w:val="center"/>
               <w:rPr>
-                <w:rFonts w:cs="Times New Roman" w:hint="eastAsia"/>
+                <w:rFonts w:cs="Times New Roman"/>
                 <w:sz w:val="16"/>
                 <w:szCs w:val="16"/>
                 <w14:ligatures w14:val="none"/>
@@ -3336,7 +3339,7 @@
               <w:ind w:firstLine="320"/>
               <w:jc w:val="center"/>
               <w:rPr>
-                <w:rFonts w:cs="Times New Roman" w:hint="eastAsia"/>
+                <w:rFonts w:cs="Times New Roman"/>
                 <w:sz w:val="16"/>
                 <w:szCs w:val="16"/>
                 <w14:ligatures w14:val="none"/>
@@ -3367,7 +3370,7 @@
               <w:ind w:firstLine="320"/>
               <w:jc w:val="center"/>
               <w:rPr>
-                <w:rFonts w:cs="Times New Roman" w:hint="eastAsia"/>
+                <w:rFonts w:cs="Times New Roman"/>
                 <w:sz w:val="16"/>
                 <w:szCs w:val="16"/>
                 <w14:ligatures w14:val="none"/>
@@ -3397,7 +3400,7 @@
               <w:ind w:firstLine="320"/>
               <w:jc w:val="center"/>
               <w:rPr>
-                <w:rFonts w:cs="Times New Roman" w:hint="eastAsia"/>
+                <w:rFonts w:cs="Times New Roman"/>
                 <w:sz w:val="16"/>
                 <w:szCs w:val="16"/>
                 <w14:ligatures w14:val="none"/>
@@ -3427,7 +3430,7 @@
               <w:ind w:firstLine="320"/>
               <w:jc w:val="center"/>
               <w:rPr>
-                <w:rFonts w:cs="Times New Roman" w:hint="eastAsia"/>
+                <w:rFonts w:cs="Times New Roman"/>
                 <w:sz w:val="16"/>
                 <w:szCs w:val="16"/>
                 <w14:ligatures w14:val="none"/>
@@ -3457,7 +3460,7 @@
               <w:ind w:firstLine="320"/>
               <w:jc w:val="center"/>
               <w:rPr>
-                <w:rFonts w:cs="Times New Roman" w:hint="eastAsia"/>
+                <w:rFonts w:cs="Times New Roman"/>
                 <w:sz w:val="16"/>
                 <w:szCs w:val="16"/>
                 <w14:ligatures w14:val="none"/>
@@ -3491,7 +3494,7 @@
               <w:ind w:firstLine="320"/>
               <w:jc w:val="center"/>
               <w:rPr>
-                <w:rFonts w:cs="Times New Roman" w:hint="eastAsia"/>
+                <w:rFonts w:cs="Times New Roman"/>
                 <w:sz w:val="16"/>
                 <w:szCs w:val="16"/>
                 <w14:ligatures w14:val="none"/>
@@ -3519,7 +3522,7 @@
               <w:ind w:firstLine="320"/>
               <w:jc w:val="center"/>
               <w:rPr>
-                <w:rFonts w:cs="Times New Roman" w:hint="eastAsia"/>
+                <w:rFonts w:cs="Times New Roman"/>
                 <w:sz w:val="16"/>
                 <w:szCs w:val="16"/>
                 <w14:ligatures w14:val="none"/>
@@ -3546,7 +3549,7 @@
               <w:ind w:firstLine="320"/>
               <w:jc w:val="center"/>
               <w:rPr>
-                <w:rFonts w:cs="Times New Roman" w:hint="eastAsia"/>
+                <w:rFonts w:cs="Times New Roman"/>
                 <w:sz w:val="16"/>
                 <w:szCs w:val="16"/>
                 <w14:ligatures w14:val="none"/>
@@ -3573,7 +3576,7 @@
               <w:ind w:firstLine="320"/>
               <w:jc w:val="center"/>
               <w:rPr>
-                <w:rFonts w:cs="Times New Roman" w:hint="eastAsia"/>
+                <w:rFonts w:cs="Times New Roman"/>
                 <w:sz w:val="16"/>
                 <w:szCs w:val="16"/>
                 <w14:ligatures w14:val="none"/>
@@ -3600,7 +3603,7 @@
               <w:ind w:firstLine="320"/>
               <w:jc w:val="center"/>
               <w:rPr>
-                <w:rFonts w:cs="Times New Roman" w:hint="eastAsia"/>
+                <w:rFonts w:cs="Times New Roman"/>
                 <w:sz w:val="16"/>
                 <w:szCs w:val="16"/>
                 <w14:ligatures w14:val="none"/>
@@ -3637,7 +3640,7 @@
               <w:ind w:firstLine="320"/>
               <w:jc w:val="center"/>
               <w:rPr>
-                <w:rFonts w:cs="Times New Roman" w:hint="eastAsia"/>
+                <w:rFonts w:cs="Times New Roman"/>
                 <w:sz w:val="16"/>
                 <w:szCs w:val="16"/>
                 <w14:ligatures w14:val="none"/>
@@ -3668,7 +3671,7 @@
               <w:ind w:firstLine="320"/>
               <w:jc w:val="center"/>
               <w:rPr>
-                <w:rFonts w:cs="Times New Roman" w:hint="eastAsia"/>
+                <w:rFonts w:cs="Times New Roman"/>
                 <w:sz w:val="16"/>
                 <w:szCs w:val="16"/>
                 <w14:ligatures w14:val="none"/>
@@ -3698,7 +3701,7 @@
               <w:ind w:firstLine="320"/>
               <w:jc w:val="center"/>
               <w:rPr>
-                <w:rFonts w:cs="Times New Roman" w:hint="eastAsia"/>
+                <w:rFonts w:cs="Times New Roman"/>
                 <w:sz w:val="16"/>
                 <w:szCs w:val="16"/>
                 <w14:ligatures w14:val="none"/>
@@ -3728,7 +3731,7 @@
               <w:ind w:firstLine="320"/>
               <w:jc w:val="center"/>
               <w:rPr>
-                <w:rFonts w:cs="Times New Roman" w:hint="eastAsia"/>
+                <w:rFonts w:cs="Times New Roman"/>
                 <w:sz w:val="16"/>
                 <w:szCs w:val="16"/>
                 <w14:ligatures w14:val="none"/>
@@ -3758,7 +3761,7 @@
               <w:ind w:firstLine="320"/>
               <w:jc w:val="center"/>
               <w:rPr>
-                <w:rFonts w:cs="Times New Roman" w:hint="eastAsia"/>
+                <w:rFonts w:cs="Times New Roman"/>
                 <w:sz w:val="16"/>
                 <w:szCs w:val="16"/>
                 <w14:ligatures w14:val="none"/>
@@ -3816,7 +3819,7 @@
       </w:tblPr>
       <w:tblGrid>
         <w:gridCol w:w="1136"/>
-        <w:gridCol w:w="1602"/>
+        <w:gridCol w:w="1475"/>
       </w:tblGrid>
       <w:tr>
         <w:tc>
@@ -3853,10 +3856,10 @@
                 <w:noProof/>
               </w:rPr>
               <w:drawing>
-                <wp:inline distT="0" distB="0" distL="0" distR="0" wp14:anchorId="752D1F09" wp14:editId="27167363">
-                  <wp:extent cx="880575" cy="449272"/>
-                  <wp:effectExtent l="0" t="0" r="0" b="8255"/>
-                  <wp:docPr id="1588274030" name="图片 1" descr="文本&#10;&#10;AI 生成的内容可能不正确。"/>
+                <wp:inline distT="0" distB="0" distL="0" distR="0" wp14:anchorId="3652F52C" wp14:editId="1EE4AA3F">
+                  <wp:extent cx="799850" cy="450000"/>
+                  <wp:effectExtent l="0" t="0" r="0" b="0"/>
+                  <wp:docPr id="505125041" name="图片 2"/>
                   <wp:cNvGraphicFramePr>
                     <a:graphicFrameLocks xmlns:a="http://schemas.openxmlformats.org/drawingml/2006/main" noChangeAspect="1"/>
                   </wp:cNvGraphicFramePr>
@@ -3864,7 +3867,7 @@
                     <a:graphicData uri="http://schemas.openxmlformats.org/drawingml/2006/picture">
                       <pic:pic xmlns:pic="http://schemas.openxmlformats.org/drawingml/2006/picture">
                         <pic:nvPicPr>
-                          <pic:cNvPr id="1588274030" name="图片 1" descr="文本&#10;&#10;AI 生成的内容可能不正确。"/>
+                          <pic:cNvPr id="0" name="Picture 6"/>
                           <pic:cNvPicPr>
                             <a:picLocks noChangeAspect="1" noChangeArrowheads="1"/>
                           </pic:cNvPicPr>
@@ -3885,7 +3888,7 @@
                         <pic:spPr bwMode="auto">
                           <a:xfrm>
                             <a:off x="0" y="0"/>
-                            <a:ext cx="909738" cy="464151"/>
+                            <a:ext cx="799850" cy="450000"/>
                           </a:xfrm>
                           <a:prstGeom prst="rect">
                             <a:avLst/>
